--- a/resources/dist/mapmaker/sheets/us-slavery-and-slave-trade-1850-teacher-notes-en.docx
+++ b/resources/dist/mapmaker/sheets/us-slavery-and-slave-trade-1850-teacher-notes-en.docx
@@ -45,7 +45,7 @@
         </w:rPr>
         <w:t xml:space="preserve">Map: </w:t>
       </w:r>
-      <w:hyperlink w:history="1" r:id="rIdk7ritvmbtpzxkmx6kiejc">
+      <w:hyperlink w:history="1" r:id="rIdtkdixud5e98oe3fle1nez">
         <w:r>
           <w:rPr>
             <w:color w:val="0A4FA8"/>
@@ -307,7 +307,7 @@
         </w:numPr>
         <w:spacing w:after="60"/>
       </w:pPr>
-      <w:hyperlink w:history="1" r:id="rIddimyervagmaiaeamrmdno">
+      <w:hyperlink w:history="1" r:id="rIdxatemvt7aeqxhplwzpt6b">
         <w:r>
           <w:rPr>
             <w:color w:val="0A4FA8"/>
@@ -329,7 +329,7 @@
         </w:numPr>
         <w:spacing w:after="60"/>
       </w:pPr>
-      <w:hyperlink w:history="1" r:id="rId34wvrjin-lefgnwvv217r">
+      <w:hyperlink w:history="1" r:id="rIdsdxx4jff3xl6dcthn8fd3">
         <w:r>
           <w:rPr>
             <w:color w:val="0A4FA8"/>
@@ -351,7 +351,7 @@
         </w:numPr>
         <w:spacing w:after="60"/>
       </w:pPr>
-      <w:hyperlink w:history="1" r:id="rId02yfncevdiu1mttrhhxzq">
+      <w:hyperlink w:history="1" r:id="rIdhv26wxs3lia-hlycf7wyu">
         <w:r>
           <w:rPr>
             <w:color w:val="0A4FA8"/>

--- a/resources/dist/mapmaker/sheets/us-slavery-and-slave-trade-1850-teacher-notes-en.docx
+++ b/resources/dist/mapmaker/sheets/us-slavery-and-slave-trade-1850-teacher-notes-en.docx
@@ -45,7 +45,7 @@
         </w:rPr>
         <w:t xml:space="preserve">Map: </w:t>
       </w:r>
-      <w:hyperlink w:history="1" r:id="rIdtkdixud5e98oe3fle1nez">
+      <w:hyperlink w:history="1" r:id="rIdmjhq9m8vuzawdhbhpnhmm">
         <w:r>
           <w:rPr>
             <w:color w:val="0A4FA8"/>
@@ -307,7 +307,7 @@
         </w:numPr>
         <w:spacing w:after="60"/>
       </w:pPr>
-      <w:hyperlink w:history="1" r:id="rIdxatemvt7aeqxhplwzpt6b">
+      <w:hyperlink w:history="1" r:id="rIdkb02-hds1oylidk--h9tl">
         <w:r>
           <w:rPr>
             <w:color w:val="0A4FA8"/>
@@ -329,7 +329,7 @@
         </w:numPr>
         <w:spacing w:after="60"/>
       </w:pPr>
-      <w:hyperlink w:history="1" r:id="rIdsdxx4jff3xl6dcthn8fd3">
+      <w:hyperlink w:history="1" r:id="rIddw4rzx6j3m6mhsujtcuwy">
         <w:r>
           <w:rPr>
             <w:color w:val="0A4FA8"/>
@@ -351,7 +351,7 @@
         </w:numPr>
         <w:spacing w:after="60"/>
       </w:pPr>
-      <w:hyperlink w:history="1" r:id="rIdhv26wxs3lia-hlycf7wyu">
+      <w:hyperlink w:history="1" r:id="rIdtwirvjshhocqsrs2_2xjv">
         <w:r>
           <w:rPr>
             <w:color w:val="0A4FA8"/>

--- a/resources/dist/mapmaker/sheets/us-slavery-and-slave-trade-1850-teacher-notes-en.docx
+++ b/resources/dist/mapmaker/sheets/us-slavery-and-slave-trade-1850-teacher-notes-en.docx
@@ -45,7 +45,7 @@
         </w:rPr>
         <w:t xml:space="preserve">Map: </w:t>
       </w:r>
-      <w:hyperlink w:history="1" r:id="rIdmjhq9m8vuzawdhbhpnhmm">
+      <w:hyperlink w:history="1" r:id="rIdysd61bfir29rrfg9gpset">
         <w:r>
           <w:rPr>
             <w:color w:val="0A4FA8"/>
@@ -307,7 +307,7 @@
         </w:numPr>
         <w:spacing w:after="60"/>
       </w:pPr>
-      <w:hyperlink w:history="1" r:id="rIdkb02-hds1oylidk--h9tl">
+      <w:hyperlink w:history="1" r:id="rIdherpmgrkialsepn_ymipv">
         <w:r>
           <w:rPr>
             <w:color w:val="0A4FA8"/>
@@ -329,7 +329,7 @@
         </w:numPr>
         <w:spacing w:after="60"/>
       </w:pPr>
-      <w:hyperlink w:history="1" r:id="rIddw4rzx6j3m6mhsujtcuwy">
+      <w:hyperlink w:history="1" r:id="rIdyjziuf8h8hrc237ymneyx">
         <w:r>
           <w:rPr>
             <w:color w:val="0A4FA8"/>
@@ -351,7 +351,7 @@
         </w:numPr>
         <w:spacing w:after="60"/>
       </w:pPr>
-      <w:hyperlink w:history="1" r:id="rIdtwirvjshhocqsrs2_2xjv">
+      <w:hyperlink w:history="1" r:id="rIdifsk3as4eaegxnt5erqck">
         <w:r>
           <w:rPr>
             <w:color w:val="0A4FA8"/>
@@ -2680,7 +2680,7 @@
       <w:pStyle w:val="Credits"/>
     </w:pPr>
     <w:r>
-      <w:t xml:space="preserve">Teacher notes: US Slavery and Slave Trade, 1850, 0.8.0. For teachers.</w:t>
+      <w:t xml:space="preserve">Teacher notes: US Slavery and Slave Trade, 1850, 0.8.1. For teachers.</w:t>
     </w:r>
   </w:p>
 </w:ftr>

--- a/resources/dist/mapmaker/sheets/us-slavery-and-slave-trade-1850-teacher-notes-en.docx
+++ b/resources/dist/mapmaker/sheets/us-slavery-and-slave-trade-1850-teacher-notes-en.docx
@@ -45,7 +45,7 @@
         </w:rPr>
         <w:t xml:space="preserve">Map: </w:t>
       </w:r>
-      <w:hyperlink w:history="1" r:id="rIdysd61bfir29rrfg9gpset">
+      <w:hyperlink w:history="1" r:id="rIdohy7d3mmm8lsxrvv9cedp">
         <w:r>
           <w:rPr>
             <w:color w:val="0A4FA8"/>
@@ -307,7 +307,7 @@
         </w:numPr>
         <w:spacing w:after="60"/>
       </w:pPr>
-      <w:hyperlink w:history="1" r:id="rIdherpmgrkialsepn_ymipv">
+      <w:hyperlink w:history="1" r:id="rIdycotrb5rbe3m71-hm5ww9">
         <w:r>
           <w:rPr>
             <w:color w:val="0A4FA8"/>
@@ -329,7 +329,7 @@
         </w:numPr>
         <w:spacing w:after="60"/>
       </w:pPr>
-      <w:hyperlink w:history="1" r:id="rIdyjziuf8h8hrc237ymneyx">
+      <w:hyperlink w:history="1" r:id="rIdk5hq7lhwqhsyp87t3f3jt">
         <w:r>
           <w:rPr>
             <w:color w:val="0A4FA8"/>
@@ -351,7 +351,7 @@
         </w:numPr>
         <w:spacing w:after="60"/>
       </w:pPr>
-      <w:hyperlink w:history="1" r:id="rIdifsk3as4eaegxnt5erqck">
+      <w:hyperlink w:history="1" r:id="rIdlbhrvwbpast1ha-u5f7j3">
         <w:r>
           <w:rPr>
             <w:color w:val="0A4FA8"/>

--- a/resources/dist/mapmaker/sheets/us-slavery-and-slave-trade-1850-teacher-notes-en.docx
+++ b/resources/dist/mapmaker/sheets/us-slavery-and-slave-trade-1850-teacher-notes-en.docx
@@ -45,7 +45,7 @@
         </w:rPr>
         <w:t xml:space="preserve">Map: </w:t>
       </w:r>
-      <w:hyperlink w:history="1" r:id="rIdohy7d3mmm8lsxrvv9cedp">
+      <w:hyperlink w:history="1" r:id="rIdzcs4ye9s0j3iyrjctqfbq">
         <w:r>
           <w:rPr>
             <w:color w:val="0A4FA8"/>
@@ -307,7 +307,7 @@
         </w:numPr>
         <w:spacing w:after="60"/>
       </w:pPr>
-      <w:hyperlink w:history="1" r:id="rIdycotrb5rbe3m71-hm5ww9">
+      <w:hyperlink w:history="1" r:id="rId36ractpnyzpcz_pwlw0bb">
         <w:r>
           <w:rPr>
             <w:color w:val="0A4FA8"/>
@@ -329,7 +329,7 @@
         </w:numPr>
         <w:spacing w:after="60"/>
       </w:pPr>
-      <w:hyperlink w:history="1" r:id="rIdk5hq7lhwqhsyp87t3f3jt">
+      <w:hyperlink w:history="1" r:id="rIdxhrkrz4co6e8vjrx3h2qe">
         <w:r>
           <w:rPr>
             <w:color w:val="0A4FA8"/>
@@ -351,7 +351,7 @@
         </w:numPr>
         <w:spacing w:after="60"/>
       </w:pPr>
-      <w:hyperlink w:history="1" r:id="rIdlbhrvwbpast1ha-u5f7j3">
+      <w:hyperlink w:history="1" r:id="rIdtxhvsj-kexrr1nmvtt2ju">
         <w:r>
           <w:rPr>
             <w:color w:val="0A4FA8"/>

--- a/resources/dist/mapmaker/sheets/us-slavery-and-slave-trade-1850-teacher-notes-en.docx
+++ b/resources/dist/mapmaker/sheets/us-slavery-and-slave-trade-1850-teacher-notes-en.docx
@@ -45,7 +45,7 @@
         </w:rPr>
         <w:t xml:space="preserve">Map: </w:t>
       </w:r>
-      <w:hyperlink w:history="1" r:id="rIdzcs4ye9s0j3iyrjctqfbq">
+      <w:hyperlink w:history="1" r:id="rId9djpzvutuyxjxpy-3oure">
         <w:r>
           <w:rPr>
             <w:color w:val="0A4FA8"/>
@@ -307,7 +307,7 @@
         </w:numPr>
         <w:spacing w:after="60"/>
       </w:pPr>
-      <w:hyperlink w:history="1" r:id="rId36ractpnyzpcz_pwlw0bb">
+      <w:hyperlink w:history="1" r:id="rIdb8psgvyqbrt9gt1hzxqnb">
         <w:r>
           <w:rPr>
             <w:color w:val="0A4FA8"/>
@@ -329,7 +329,7 @@
         </w:numPr>
         <w:spacing w:after="60"/>
       </w:pPr>
-      <w:hyperlink w:history="1" r:id="rIdxhrkrz4co6e8vjrx3h2qe">
+      <w:hyperlink w:history="1" r:id="rIdewdxp5_9kglv41wy2qub4">
         <w:r>
           <w:rPr>
             <w:color w:val="0A4FA8"/>
@@ -351,7 +351,7 @@
         </w:numPr>
         <w:spacing w:after="60"/>
       </w:pPr>
-      <w:hyperlink w:history="1" r:id="rIdtxhvsj-kexrr1nmvtt2ju">
+      <w:hyperlink w:history="1" r:id="rIdnrmgztrsysgk-ni18xybh">
         <w:r>
           <w:rPr>
             <w:color w:val="0A4FA8"/>
@@ -2680,7 +2680,7 @@
       <w:pStyle w:val="Credits"/>
     </w:pPr>
     <w:r>
-      <w:t xml:space="preserve">Teacher notes: US Slavery and Slave Trade, 1850, 0.8.1. For teachers.</w:t>
+      <w:t xml:space="preserve">Teacher notes: US Slavery and Slave Trade, 1850, 0.8.2. For teachers.</w:t>
     </w:r>
   </w:p>
 </w:ftr>

--- a/resources/dist/mapmaker/sheets/us-slavery-and-slave-trade-1850-teacher-notes-en.docx
+++ b/resources/dist/mapmaker/sheets/us-slavery-and-slave-trade-1850-teacher-notes-en.docx
@@ -45,7 +45,7 @@
         </w:rPr>
         <w:t xml:space="preserve">Map: </w:t>
       </w:r>
-      <w:hyperlink w:history="1" r:id="rId9djpzvutuyxjxpy-3oure">
+      <w:hyperlink w:history="1" r:id="rIdeieawfzukqkgsq4tkxwtp">
         <w:r>
           <w:rPr>
             <w:color w:val="0A4FA8"/>
@@ -307,7 +307,7 @@
         </w:numPr>
         <w:spacing w:after="60"/>
       </w:pPr>
-      <w:hyperlink w:history="1" r:id="rIdb8psgvyqbrt9gt1hzxqnb">
+      <w:hyperlink w:history="1" r:id="rIdkrjrhuua_cmcwmkqd8dct">
         <w:r>
           <w:rPr>
             <w:color w:val="0A4FA8"/>
@@ -329,7 +329,7 @@
         </w:numPr>
         <w:spacing w:after="60"/>
       </w:pPr>
-      <w:hyperlink w:history="1" r:id="rIdewdxp5_9kglv41wy2qub4">
+      <w:hyperlink w:history="1" r:id="rIdx1zfijdcmcpoheffewoxo">
         <w:r>
           <w:rPr>
             <w:color w:val="0A4FA8"/>
@@ -351,7 +351,7 @@
         </w:numPr>
         <w:spacing w:after="60"/>
       </w:pPr>
-      <w:hyperlink w:history="1" r:id="rIdnrmgztrsysgk-ni18xybh">
+      <w:hyperlink w:history="1" r:id="rIdo3gbg89wsjgj4cc6-djhh">
         <w:r>
           <w:rPr>
             <w:color w:val="0A4FA8"/>

--- a/resources/dist/mapmaker/sheets/us-slavery-and-slave-trade-1850-teacher-notes-en.docx
+++ b/resources/dist/mapmaker/sheets/us-slavery-and-slave-trade-1850-teacher-notes-en.docx
@@ -45,7 +45,7 @@
         </w:rPr>
         <w:t xml:space="preserve">Map: </w:t>
       </w:r>
-      <w:hyperlink w:history="1" r:id="rIdeieawfzukqkgsq4tkxwtp">
+      <w:hyperlink w:history="1" r:id="rIdvepkhjmazno6_zasjxgba">
         <w:r>
           <w:rPr>
             <w:color w:val="0A4FA8"/>
@@ -307,7 +307,7 @@
         </w:numPr>
         <w:spacing w:after="60"/>
       </w:pPr>
-      <w:hyperlink w:history="1" r:id="rIdkrjrhuua_cmcwmkqd8dct">
+      <w:hyperlink w:history="1" r:id="rIdekgidv8zulhmroesvbqae">
         <w:r>
           <w:rPr>
             <w:color w:val="0A4FA8"/>
@@ -329,7 +329,7 @@
         </w:numPr>
         <w:spacing w:after="60"/>
       </w:pPr>
-      <w:hyperlink w:history="1" r:id="rIdx1zfijdcmcpoheffewoxo">
+      <w:hyperlink w:history="1" r:id="rIdot3ubn8yrmcfwgipmzxif">
         <w:r>
           <w:rPr>
             <w:color w:val="0A4FA8"/>
@@ -351,7 +351,7 @@
         </w:numPr>
         <w:spacing w:after="60"/>
       </w:pPr>
-      <w:hyperlink w:history="1" r:id="rIdo3gbg89wsjgj4cc6-djhh">
+      <w:hyperlink w:history="1" r:id="rIdaq6thcumn550plhty6kx4">
         <w:r>
           <w:rPr>
             <w:color w:val="0A4FA8"/>

--- a/resources/dist/mapmaker/sheets/us-slavery-and-slave-trade-1850-teacher-notes-en.docx
+++ b/resources/dist/mapmaker/sheets/us-slavery-and-slave-trade-1850-teacher-notes-en.docx
@@ -45,7 +45,7 @@
         </w:rPr>
         <w:t xml:space="preserve">Map: </w:t>
       </w:r>
-      <w:hyperlink w:history="1" r:id="rIdvepkhjmazno6_zasjxgba">
+      <w:hyperlink w:history="1" r:id="rId3vm8nxdv6ewtgp7edk-xd">
         <w:r>
           <w:rPr>
             <w:color w:val="0A4FA8"/>
@@ -307,7 +307,7 @@
         </w:numPr>
         <w:spacing w:after="60"/>
       </w:pPr>
-      <w:hyperlink w:history="1" r:id="rIdekgidv8zulhmroesvbqae">
+      <w:hyperlink w:history="1" r:id="rIdtcc7mod_xklccm69zk3ek">
         <w:r>
           <w:rPr>
             <w:color w:val="0A4FA8"/>
@@ -329,7 +329,7 @@
         </w:numPr>
         <w:spacing w:after="60"/>
       </w:pPr>
-      <w:hyperlink w:history="1" r:id="rIdot3ubn8yrmcfwgipmzxif">
+      <w:hyperlink w:history="1" r:id="rIdtigzdfxwvlw-d_obhjrk6">
         <w:r>
           <w:rPr>
             <w:color w:val="0A4FA8"/>
@@ -351,7 +351,7 @@
         </w:numPr>
         <w:spacing w:after="60"/>
       </w:pPr>
-      <w:hyperlink w:history="1" r:id="rIdaq6thcumn550plhty6kx4">
+      <w:hyperlink w:history="1" r:id="rIdx0ffeoplla8d1w_x_n4sz">
         <w:r>
           <w:rPr>
             <w:color w:val="0A4FA8"/>
